--- a/Zontal/api-query-documentation.docx
+++ b/Zontal/api-query-documentation.docx
@@ -3,63 +3,6 @@
 <w:document xmlns:wpc="http://schemas.microsoft.com/office/word/2010/wordprocessingCanvas" xmlns:cx="http://schemas.microsoft.com/office/drawing/2014/chartex" xmlns:cx1="http://schemas.microsoft.com/office/drawing/2015/9/8/chartex" xmlns:cx2="http://schemas.microsoft.com/office/drawing/2015/10/21/chartex" xmlns:cx3="http://schemas.microsoft.com/office/drawing/2016/5/9/chartex" xmlns:cx4="http://schemas.microsoft.com/office/drawing/2016/5/10/chartex" xmlns:cx5="http://schemas.microsoft.com/office/drawing/2016/5/11/chartex" xmlns:cx6="http://schemas.microsoft.com/office/drawing/2016/5/12/chartex" xmlns:cx7="http://schemas.microsoft.com/office/drawing/2016/5/13/chartex" xmlns:cx8="http://schemas.microsoft.com/office/drawing/2016/5/14/chartex" xmlns:mc="http://schemas.openxmlformats.org/markup-compatibility/2006" xmlns:aink="http://schemas.microsoft.com/office/drawing/2016/ink" xmlns:am3d="http://schemas.microsoft.com/office/drawing/2017/model3d" xmlns:o="urn:schemas-microsoft-com:office:office" xmlns:oel="http://schemas.microsoft.com/office/2019/extlst" xmlns:r="http://schemas.openxmlformats.org/officeDocument/2006/relationships" xmlns:m="http://schemas.openxmlformats.org/officeDocument/2006/math" xmlns:v="urn:schemas-microsoft-com:vml" xmlns:wp14="http://schemas.microsoft.com/office/word/2010/wordprocessingDrawing" xmlns:wp="http://schemas.openxmlformats.org/drawingml/2006/wordprocessingDrawing" xmlns:w10="urn:schemas-microsoft-com:office:word" xmlns:w="http://schemas.openxmlformats.org/wordprocessingml/2006/main" xmlns:w14="http://schemas.microsoft.com/office/word/2010/wordml" xmlns:w15="http://schemas.microsoft.com/office/word/2012/wordml" xmlns:w16cei="http://schemas.microsoft.com/office/word/2026/wordml/cei" xmlns:w16cex="http://schemas.microsoft.com/office/word/2018/wordml/cex" xmlns:w16cid="http://schemas.microsoft.com/office/word/2016/wordml/cid" xmlns:w16="http://schemas.microsoft.com/office/word/2018/wordml" xmlns:w16du="http://schemas.microsoft.com/office/word/2023/wordml/word16du" xmlns:w16sdtdh="http://schemas.microsoft.com/office/word/2020/wordml/sdtdatahash" xmlns:w16sdtfl="http://schemas.microsoft.com/office/word/2024/wordml/sdtformatlock" xmlns:w16se="http://schemas.microsoft.com/office/word/2015/wordml/symex" xmlns:wpg="http://schemas.microsoft.com/office/word/2010/wordprocessingGroup" xmlns:wpi="http://schemas.microsoft.com/office/word/2010/wordprocessingInk" xmlns:wne="http://schemas.microsoft.com/office/word/2006/wordml" xmlns:wps="http://schemas.microsoft.com/office/word/2010/wordprocessingShape" mc:Ignorable="w14 w15 w16se w16cid w16 w16cex w16sdtdh w16sdtfl w16du wp14">
   <w:body>
     <w:p>
-      <w:r>
-        <w:t xml:space="preserve">In platforms like </w:t>
-      </w:r>
-      <w:proofErr w:type="spellStart"/>
-      <w:r>
-        <w:rPr>
-          <w:b/>
-          <w:bCs/>
-        </w:rPr>
-        <w:t>Zontal</w:t>
-      </w:r>
-      <w:proofErr w:type="spellEnd"/>
-      <w:r>
-        <w:t xml:space="preserve"> (commonly interacting with data backends inspired by Elasticsearch or Lucene search architectures for scientific and enterprise data discovery), queries accept several standard </w:t>
-      </w:r>
-      <w:proofErr w:type="spellStart"/>
-      <w:r>
-        <w:t>filterType</w:t>
-      </w:r>
-      <w:proofErr w:type="spellEnd"/>
-      <w:r>
-        <w:t xml:space="preserve"> options alongside "terms".</w:t>
-      </w:r>
-    </w:p>
-    <w:p>
-      <w:r>
-        <w:t xml:space="preserve">The most common </w:t>
-      </w:r>
-      <w:proofErr w:type="spellStart"/>
-      <w:r>
-        <w:rPr>
-          <w:b/>
-          <w:bCs/>
-        </w:rPr>
-        <w:t>filterType</w:t>
-      </w:r>
-      <w:proofErr w:type="spellEnd"/>
-      <w:r>
-        <w:rPr>
-          <w:b/>
-          <w:bCs/>
-        </w:rPr>
-        <w:t xml:space="preserve"> options</w:t>
-      </w:r>
-      <w:r>
-        <w:t xml:space="preserve"> available depending on your search target and specific </w:t>
-      </w:r>
-      <w:proofErr w:type="spellStart"/>
-      <w:r>
-        <w:t>api</w:t>
-      </w:r>
-      <w:proofErr w:type="spellEnd"/>
-      <w:r>
-        <w:t xml:space="preserve"> configuration include:</w:t>
-      </w:r>
-    </w:p>
-    <w:p>
       <w:pPr>
         <w:rPr>
           <w:b/>
@@ -272,7 +215,6 @@
     </w:p>
     <w:p>
       <w:r>
-        <w:lastRenderedPageBreak/>
         <w:t>Used for standard full-text search filtering. Unlike exact match options like term, "match" will analyze the input text (such as stripping punctuation, lowercasing, or splitting into keywords) to look for similarities.</w:t>
       </w:r>
     </w:p>
@@ -1047,6 +989,7 @@
   <w:style w:type="character" w:default="1" w:styleId="DefaultParagraphFont">
     <w:name w:val="Default Paragraph Font"/>
     <w:uiPriority w:val="1"/>
+    <w:semiHidden/>
     <w:unhideWhenUsed/>
   </w:style>
   <w:style w:type="table" w:default="1" w:styleId="TableNormal">
